--- a/state-vignettes/nevada_highway_report.docx
+++ b/state-vignettes/nevada_highway_report.docx
@@ -10,12 +10,12 @@
         <w:rPr>
           <w:color w:val="FF5500"/>
         </w:rPr>
-        <w:t>Nevada Ranks 25th in the Nation in Highway Performance and Cost-Effectiveness</w:t>
+        <w:t>Nevada Ranks 26th in the Nation in Highway Performance and Cost-Effectiveness</w:t>
       </w:r>
     </w:p>
     <w:p>
       <w:r>
-        <w:t>Nevada’s highway system ranks 25th in the nation in overall cost-effectiveness and condition.</w:t>
+        <w:t>Nevada’s highway system ranks 26th in the nation in overall cost-effectiveness and condition.</w:t>
       </w:r>
     </w:p>
     <w:p>
@@ -25,42 +25,42 @@
     </w:p>
     <w:p>
       <w:r>
-        <w:t>In safety and condition categories, Nevada’s highways rank 22nd in urban Interstate pavement condition, 10th in rural Interstate pavement condition, 11th in urban arterial pavement condition, 2nd in rural arterial pavement condition, 2nd in structurally deficient bridges, 38th in urban fatality rate, and 40th in rural fatality rate.</w:t>
+        <w:t>In safety and condition categories, Nevada’s highways rank 9th in urban Interstate pavement condition, 6th in rural Interstate pavement condition, 11th in urban arterial pavement condition, 2nd in rural arterial pavement condition, 1st in structurally deficient bridges, 40th in urban fatality rate, and 37th in rural fatality rate.</w:t>
       </w:r>
     </w:p>
     <w:p>
       <w:r>
-        <w:t>Nevada ranks 33rd out of the 50 states in traffic congestion, and its drivers spend 25.76 hours a year stuck in traffic congestion.</w:t>
+        <w:t>Nevada ranks 27th out of the 50 states in traffic congestion, and its drivers spend 23.53 hours a year stuck in traffic congestion.</w:t>
       </w:r>
     </w:p>
     <w:p>
       <w:r>
-        <w:t>In spending and cost-effectiveness, Nevada ranks 36th in capital and bridge disbursements, which are the costs of building new roads and bridges and widening existing ones. Nevada ranks 31st in maintenance spending, such as the costs of repaving roads and filling in potholes. Nevada’s administrative disbursements, including office spending that doesn’t make its way to roads, rank 49th nationwide.</w:t>
+        <w:t>In spending and cost-effectiveness, Nevada ranks 46th in capital and bridge disbursements, which are the costs of building new roads and bridges and widening existing ones. Nevada ranks 42nd in maintenance spending, such as the costs of repaving roads and filling in potholes. Nevada’s administrative disbursements, including office spending that doesn’t make its way to roads, rank 48th nationwide.</w:t>
       </w:r>
     </w:p>
     <w:p>
       <w:r>
-        <w:t>Compared to last year, Nevada has the following notable changes in rankings: Other Fatality Rate improved by 8 points, from 37 to 29; Rural Fatality Rate improved by 7 points, from 47 to 40; Rural Interstate Pavement Condition worsened by 5.0 points, from 5 to 10; Urban Fatality Rate worsened by 13 points, from 25 to 38; Maintenance Disbursements worsened by 5 points, from 26 to 31.</w:t>
+        <w:t>Compared to last year, Nevada has the following notable changes in rankings: Capital &amp; Bridge Disbursements worsened by 10 points, from 36 to 46; Maintenance Disbursements worsened by 11 points, from 31 to 42; Urban Interstate Pavement Condition improved by 13 points, from 22 to 9; Urbanized Area Congestion improved by 6 points, from 33 to 27.</w:t>
       </w:r>
     </w:p>
     <w:p>
       <w:r>
-        <w:t>Compared to neighboring and nearby states, Nevada’s overall highway performance is better than California (49th), Idaho (26th), Arizona (41st), and Oregon (33rd); worse than Utah (10th).</w:t>
+        <w:t>Compared to neighboring and nearby states, Nevada’s overall highway performance is better than California (47th), Arizona (42nd), and Oregon (28th); worse than Idaho (20th) and Utah (3rd).</w:t>
       </w:r>
     </w:p>
     <w:p>
       <w:r>
-        <w:t>Comparing its overall performance to similarly populated states, Nevada ranks better than Iowa (35th); worse than Kansas (19th).</w:t>
+        <w:t>Comparing its overall performance to similarly populated states, Nevada ranks better than Iowa (34th) and Kansas (29th).</w:t>
       </w:r>
     </w:p>
     <w:p>
       <w:r>
-        <w:t>Nevada’s highway system ranks 25th out of 50 states overall this year, compared to 24th last year.</w:t>
+        <w:t>Nevada’s highway system ranks 26th out of 50 states overall this year, compared to 25th last year.</w:t>
       </w:r>
     </w:p>
     <w:p>
       <w:r>
-        <w:t>“In terms of improving in the road condition and performance categories, Nevada should focus on reducing Administrative Disbursements and Rural Fatality Rate. Nevada’s rank of 49th in Administrative Disbursements makes it one of the worst in the nation for this safety metric,” said Baruch Feigenbaum, lead author of the 29th Annual Highway Report and senior managing director of transportation policy at Reason Foundation.</w:t>
+        <w:t>“In terms of improving in the road condition and performance categories, Nevada should focus on reducing Administrative Disbursements and Capital &amp; Bridge Disbursements. Nevada’s rank of 48th in Administrative Disbursements makes it one of the worst in the nation for this safety metric,” said Baruch Feigenbaum, lead author of the 30th Annual Highway Report and senior managing director of transportation policy at Reason Foundation.</w:t>
       </w:r>
     </w:p>
     <w:p>
@@ -70,7 +70,7 @@
           <w:color w:val="FF5500"/>
           <w:sz w:val="28"/>
         </w:rPr>
-        <w:t>NEVADA’S RANKINGS IN THE 29TH ANNUAL HIGHWAY REPORT</w:t>
+        <w:t>NEVADA’S RANKINGS IN THE 30TH ANNUAL HIGHWAY REPORT</w:t>
       </w:r>
     </w:p>
     <w:tbl>
@@ -148,7 +148,7 @@
               <w:rPr>
                 <w:sz w:val="20"/>
               </w:rPr>
-              <w:t>25</w:t>
+              <w:t>26</w:t>
             </w:r>
           </w:p>
         </w:tc>
@@ -179,7 +179,7 @@
               <w:rPr>
                 <w:sz w:val="20"/>
               </w:rPr>
-              <w:t>36</w:t>
+              <w:t>46</w:t>
             </w:r>
           </w:p>
         </w:tc>
@@ -212,7 +212,7 @@
               <w:rPr>
                 <w:sz w:val="20"/>
               </w:rPr>
-              <w:t>31</w:t>
+              <w:t>42</w:t>
             </w:r>
           </w:p>
         </w:tc>
@@ -243,7 +243,7 @@
               <w:rPr>
                 <w:sz w:val="20"/>
               </w:rPr>
-              <w:t>49</w:t>
+              <w:t>48</w:t>
             </w:r>
           </w:p>
         </w:tc>
@@ -276,7 +276,7 @@
               <w:rPr>
                 <w:sz w:val="20"/>
               </w:rPr>
-              <w:t>35</w:t>
+              <w:t>36</w:t>
             </w:r>
           </w:p>
         </w:tc>
@@ -307,7 +307,7 @@
               <w:rPr>
                 <w:sz w:val="20"/>
               </w:rPr>
-              <w:t>10</w:t>
+              <w:t>6</w:t>
             </w:r>
           </w:p>
         </w:tc>
@@ -371,7 +371,7 @@
               <w:rPr>
                 <w:sz w:val="20"/>
               </w:rPr>
-              <w:t>22</w:t>
+              <w:t>9</w:t>
             </w:r>
           </w:p>
         </w:tc>
@@ -435,7 +435,7 @@
               <w:rPr>
                 <w:sz w:val="20"/>
               </w:rPr>
-              <w:t>33</w:t>
+              <w:t>27</w:t>
             </w:r>
           </w:p>
         </w:tc>
@@ -468,7 +468,7 @@
               <w:rPr>
                 <w:sz w:val="20"/>
               </w:rPr>
-              <w:t>2</w:t>
+              <w:t>1</w:t>
             </w:r>
           </w:p>
         </w:tc>
@@ -499,7 +499,7 @@
               <w:rPr>
                 <w:sz w:val="20"/>
               </w:rPr>
-              <w:t>40</w:t>
+              <w:t>37</w:t>
             </w:r>
           </w:p>
         </w:tc>
@@ -532,7 +532,7 @@
               <w:rPr>
                 <w:sz w:val="20"/>
               </w:rPr>
-              <w:t>38</w:t>
+              <w:t>40</w:t>
             </w:r>
           </w:p>
         </w:tc>
@@ -563,7 +563,7 @@
               <w:rPr>
                 <w:sz w:val="20"/>
               </w:rPr>
-              <w:t>29</w:t>
+              <w:t>33</w:t>
             </w:r>
           </w:p>
         </w:tc>
@@ -572,12 +572,12 @@
     <w:p>
       <w:r>
         <w:br/>
-        <w:t>Reason Foundation’s 29th Annual Highway Report measures the condition and cost- effectiveness of state-controlled highways in 13 categories, including pavement and bridge conditions, traffic fatalities, and spending. In the performance categories, ranking first implies the state has the best or lowest fatality rate and its road pavement is in the best condition. A ranking of 50th in performance categories means the state has the worst fatality rates or pavement conditions. In simplified terms, in the cost-effectiveness categories, a rank of 50 means the state spends more money, and a first-place ranking means the state spends less money than other states in that category.</w:t>
+        <w:t>Reason Foundation’s 30th Annual Highway Report measures the condition and cost-effectiveness of state-controlled highways in 13 categories, including pavement and bridge conditions, traffic fatalities, and spending. In the performance categories, ranking first implies the state has the best or lowest fatality rate and its road pavement is in the best condition. A ranking of 50th in performance categories means the state has the worst fatality rates or pavement conditions. In simplified terms, in the cost-effectiveness categories, a rank of 50 means the state spends more money, and a first-place ranking means the state spends less money than other states in that category.</w:t>
       </w:r>
     </w:p>
     <w:p>
       <w:r>
-        <w:t>The report’s data are primarily information each state directly reported to the Federal Highway Administration for 2023. Better Roads and Bridges provides the deficient bridge data, and INRIX.com provides the traffic congestion data.</w:t>
+        <w:t>The report’s data are primarily information each state directly reported to the Federal Highway Administration for 2024. Better Roads and Bridges provides the deficient bridge data, and INRIX.com provides the traffic congestion data.</w:t>
       </w:r>
     </w:p>
     <w:sectPr>
